--- a/EXPT 2 - MW.docx
+++ b/EXPT 2 - MW.docx
@@ -1004,10 +1004,10 @@
           <w:lang w:val="en-US"/>
         </w:rPr>
         <w:drawing>
-          <wp:inline distT="0" distB="0" distL="0" distR="0" wp14:anchorId="3A5E8E5E" wp14:editId="685E1DDB">
-            <wp:extent cx="5964382" cy="3872230"/>
-            <wp:effectExtent l="0" t="0" r="0" b="0"/>
-            <wp:docPr id="122405426" name="Picture 1"/>
+          <wp:inline distT="0" distB="0" distL="0" distR="0" wp14:anchorId="6909D80A" wp14:editId="27EE579C">
+            <wp:extent cx="5731510" cy="3858491"/>
+            <wp:effectExtent l="0" t="0" r="2540" b="8890"/>
+            <wp:docPr id="659277099" name="Picture 1"/>
             <wp:cNvGraphicFramePr>
               <a:graphicFrameLocks xmlns:a="http://schemas.openxmlformats.org/drawingml/2006/main" noChangeAspect="1"/>
             </wp:cNvGraphicFramePr>
@@ -1015,7 +1015,7 @@
               <a:graphicData uri="http://schemas.openxmlformats.org/drawingml/2006/picture">
                 <pic:pic xmlns:pic="http://schemas.openxmlformats.org/drawingml/2006/picture">
                   <pic:nvPicPr>
-                    <pic:cNvPr id="122405426" name=""/>
+                    <pic:cNvPr id="659277099" name=""/>
                     <pic:cNvPicPr/>
                   </pic:nvPicPr>
                   <pic:blipFill>
@@ -1027,7 +1027,7 @@
                   <pic:spPr>
                     <a:xfrm>
                       <a:off x="0" y="0"/>
-                      <a:ext cx="5974042" cy="3878501"/>
+                      <a:ext cx="5736177" cy="3861633"/>
                     </a:xfrm>
                     <a:prstGeom prst="rect">
                       <a:avLst/>
@@ -1066,21 +1066,60 @@
           <w:rFonts w:ascii="Times New Roman" w:hAnsi="Times New Roman" w:cs="Times New Roman"/>
           <w:b/>
           <w:bCs/>
-          <w:sz w:val="24"/>
-          <w:szCs w:val="24"/>
           <w:lang w:val="en-US"/>
         </w:rPr>
       </w:pPr>
-      <w:r>
+    </w:p>
+    <w:p>
+      <w:pPr>
         <w:rPr>
           <w:rFonts w:ascii="Times New Roman" w:hAnsi="Times New Roman" w:cs="Times New Roman"/>
           <w:b/>
           <w:bCs/>
-          <w:sz w:val="24"/>
-          <w:szCs w:val="24"/>
           <w:lang w:val="en-US"/>
         </w:rPr>
-        <w:lastRenderedPageBreak/>
+      </w:pPr>
+    </w:p>
+    <w:p>
+      <w:pPr>
+        <w:rPr>
+          <w:rFonts w:ascii="Times New Roman" w:hAnsi="Times New Roman" w:cs="Times New Roman"/>
+          <w:b/>
+          <w:bCs/>
+          <w:lang w:val="en-US"/>
+        </w:rPr>
+      </w:pPr>
+    </w:p>
+    <w:p>
+      <w:pPr>
+        <w:rPr>
+          <w:rFonts w:ascii="Times New Roman" w:hAnsi="Times New Roman" w:cs="Times New Roman"/>
+          <w:b/>
+          <w:bCs/>
+          <w:lang w:val="en-US"/>
+        </w:rPr>
+      </w:pPr>
+    </w:p>
+    <w:p>
+      <w:pPr>
+        <w:rPr>
+          <w:rFonts w:ascii="Times New Roman" w:hAnsi="Times New Roman" w:cs="Times New Roman"/>
+          <w:b/>
+          <w:bCs/>
+          <w:sz w:val="24"/>
+          <w:szCs w:val="24"/>
+          <w:lang w:val="en-US"/>
+        </w:rPr>
+      </w:pPr>
+      <w:r>
+        <w:rPr>
+          <w:rFonts w:ascii="Times New Roman" w:hAnsi="Times New Roman" w:cs="Times New Roman"/>
+          <w:b/>
+          <w:bCs/>
+          <w:sz w:val="24"/>
+          <w:szCs w:val="24"/>
+          <w:lang w:val="en-US"/>
+        </w:rPr>
         <w:t>Input parameters</w:t>
       </w:r>
     </w:p>
@@ -3076,6 +3115,7 @@
   <w:style w:type="character" w:default="1" w:styleId="DefaultParagraphFont">
     <w:name w:val="Default Paragraph Font"/>
     <w:uiPriority w:val="1"/>
+    <w:semiHidden/>
     <w:unhideWhenUsed/>
   </w:style>
   <w:style w:type="table" w:default="1" w:styleId="TableNormal">
